--- a/Nitya_Laptop/MB Section/3-Step Down Section/3V 5V Section.docx
+++ b/Nitya_Laptop/MB Section/3-Step Down Section/3V 5V Section.docx
@@ -73,6 +73,14 @@
       </w:r>
     </w:p>
     <w:p>
+      <w:r>
+        <w:t>Part 1</w:t>
+      </w:r>
+      <w:r>
+        <w:t xml:space="preserve"> Generate LDO</w:t>
+      </w:r>
+    </w:p>
+    <w:p>
       <w:pPr>
         <w:pStyle w:val="ListParagraph"/>
         <w:numPr>
@@ -93,7 +101,16 @@
         </w:numPr>
       </w:pPr>
       <w:r>
-        <w:t>ENLDO  By voltage devider</w:t>
+        <w:rPr>
+          <w:highlight w:val="green"/>
+        </w:rPr>
+        <w:t>ENLDO</w:t>
+      </w:r>
+      <w:r>
+        <w:t>(enable LDO)</w:t>
+      </w:r>
+      <w:r>
+        <w:t xml:space="preserve">  By voltage devider</w:t>
       </w:r>
     </w:p>
     <w:p>
@@ -156,13 +173,16 @@
         <w:t xml:space="preserve"> </w:t>
       </w:r>
       <w:r>
-        <w:t>(</w:t>
-      </w:r>
-      <w:r>
-        <w:t>5</w:t>
-      </w:r>
-      <w:r>
-        <w:t>VL OUTPUT)</w:t>
+        <w:t>(5VL OUTPUT)</w:t>
+      </w:r>
+    </w:p>
+    <w:p>
+      <w:pPr>
+        <w:pStyle w:val="ListParagraph"/>
+        <w:ind w:left="0"/>
+      </w:pPr>
+      <w:r>
+        <w:t>Part2</w:t>
       </w:r>
     </w:p>
     <w:p>
@@ -539,6 +559,14 @@
       </w:r>
     </w:p>
     <w:p>
+      <w:r>
+        <w:t>Part 1</w:t>
+      </w:r>
+      <w:r>
+        <w:t xml:space="preserve"> LDO Generate</w:t>
+      </w:r>
+    </w:p>
+    <w:p>
       <w:pPr>
         <w:pStyle w:val="ListParagraph"/>
         <w:numPr>
@@ -577,6 +605,9 @@
         <w:t>(</w:t>
       </w:r>
       <w:r>
+        <w:t>=</w:t>
+      </w:r>
+      <w:r>
         <w:rPr>
           <w:highlight w:val="yellow"/>
         </w:rPr>
@@ -587,6 +618,15 @@
       </w:r>
       <w:r>
         <w:t>– by voltage devider</w:t>
+      </w:r>
+      <w:r>
+        <w:t>/ is</w:t>
+      </w:r>
+      <w:r>
+        <w:t>e</w:t>
+      </w:r>
+      <w:r>
+        <w:t xml:space="preserve"> self bhi generate kr sakati hai</w:t>
       </w:r>
     </w:p>
     <w:p>
@@ -607,6 +647,7 @@
     <w:p>
       <w:pPr>
         <w:pStyle w:val="ListParagraph"/>
+        <w:spacing w:after="0"/>
       </w:pPr>
       <w:r>
         <w:t>(</w:t>
@@ -619,6 +660,14 @@
       </w:r>
       <w:r>
         <w:t>)</w:t>
+      </w:r>
+    </w:p>
+    <w:p>
+      <w:pPr>
+        <w:spacing w:after="0"/>
+      </w:pPr>
+      <w:r>
+        <w:t>Part 2</w:t>
       </w:r>
     </w:p>
     <w:p>

--- a/Nitya_Laptop/MB Section/3-Step Down Section/3V 5V Section.docx
+++ b/Nitya_Laptop/MB Section/3-Step Down Section/3V 5V Section.docx
@@ -1,6 +1,6 @@
 
 <file path=word/document.xml><?xml version="1.0" encoding="utf-8"?>
-<w:document xmlns:wpc="http://schemas.microsoft.com/office/word/2010/wordprocessingCanvas" xmlns:cx="http://schemas.microsoft.com/office/drawing/2014/chartex" xmlns:cx1="http://schemas.microsoft.com/office/drawing/2015/9/8/chartex" xmlns:cx2="http://schemas.microsoft.com/office/drawing/2015/10/21/chartex" xmlns:cx3="http://schemas.microsoft.com/office/drawing/2016/5/9/chartex" xmlns:cx4="http://schemas.microsoft.com/office/drawing/2016/5/10/chartex" xmlns:cx5="http://schemas.microsoft.com/office/drawing/2016/5/11/chartex" xmlns:cx6="http://schemas.microsoft.com/office/drawing/2016/5/12/chartex" xmlns:cx7="http://schemas.microsoft.com/office/drawing/2016/5/13/chartex" xmlns:cx8="http://schemas.microsoft.com/office/drawing/2016/5/14/chartex" xmlns:mc="http://schemas.openxmlformats.org/markup-compatibility/2006" xmlns:aink="http://schemas.microsoft.com/office/drawing/2016/ink" xmlns:am3d="http://schemas.microsoft.com/office/drawing/2017/model3d" xmlns:o="urn:schemas-microsoft-com:office:office" xmlns:oel="http://schemas.microsoft.com/office/2019/extlst" xmlns:r="http://schemas.openxmlformats.org/officeDocument/2006/relationships" xmlns:m="http://schemas.openxmlformats.org/officeDocument/2006/math" xmlns:v="urn:schemas-microsoft-com:vml" xmlns:wp14="http://schemas.microsoft.com/office/word/2010/wordprocessingDrawing" xmlns:wp="http://schemas.openxmlformats.org/drawingml/2006/wordprocessingDrawing" xmlns:w10="urn:schemas-microsoft-com:office:word" xmlns:w="http://schemas.openxmlformats.org/wordprocessingml/2006/main" xmlns:w14="http://schemas.microsoft.com/office/word/2010/wordml" xmlns:w15="http://schemas.microsoft.com/office/word/2012/wordml" xmlns:w16cex="http://schemas.microsoft.com/office/word/2018/wordml/cex" xmlns:w16cid="http://schemas.microsoft.com/office/word/2016/wordml/cid" xmlns:w16="http://schemas.microsoft.com/office/word/2018/wordml" xmlns:w16sdtdh="http://schemas.microsoft.com/office/word/2020/wordml/sdtdatahash" xmlns:w16se="http://schemas.microsoft.com/office/word/2015/wordml/symex" xmlns:wpg="http://schemas.microsoft.com/office/word/2010/wordprocessingGroup" xmlns:wpi="http://schemas.microsoft.com/office/word/2010/wordprocessingInk" xmlns:wne="http://schemas.microsoft.com/office/word/2006/wordml" xmlns:wps="http://schemas.microsoft.com/office/word/2010/wordprocessingShape" mc:Ignorable="w14 w15 w16se w16cid w16 w16cex w16sdtdh wp14">
+<w:document xmlns:wpc="http://schemas.microsoft.com/office/word/2010/wordprocessingCanvas" xmlns:cx="http://schemas.microsoft.com/office/drawing/2014/chartex" xmlns:cx1="http://schemas.microsoft.com/office/drawing/2015/9/8/chartex" xmlns:cx2="http://schemas.microsoft.com/office/drawing/2015/10/21/chartex" xmlns:cx3="http://schemas.microsoft.com/office/drawing/2016/5/9/chartex" xmlns:cx4="http://schemas.microsoft.com/office/drawing/2016/5/10/chartex" xmlns:cx5="http://schemas.microsoft.com/office/drawing/2016/5/11/chartex" xmlns:cx6="http://schemas.microsoft.com/office/drawing/2016/5/12/chartex" xmlns:cx7="http://schemas.microsoft.com/office/drawing/2016/5/13/chartex" xmlns:cx8="http://schemas.microsoft.com/office/drawing/2016/5/14/chartex" xmlns:mc="http://schemas.openxmlformats.org/markup-compatibility/2006" xmlns:aink="http://schemas.microsoft.com/office/drawing/2016/ink" xmlns:am3d="http://schemas.microsoft.com/office/drawing/2017/model3d" xmlns:o="urn:schemas-microsoft-com:office:office" xmlns:r="http://schemas.openxmlformats.org/officeDocument/2006/relationships" xmlns:m="http://schemas.openxmlformats.org/officeDocument/2006/math" xmlns:v="urn:schemas-microsoft-com:vml" xmlns:wp14="http://schemas.microsoft.com/office/word/2010/wordprocessingDrawing" xmlns:wp="http://schemas.openxmlformats.org/drawingml/2006/wordprocessingDrawing" xmlns:w10="urn:schemas-microsoft-com:office:word" xmlns:w="http://schemas.openxmlformats.org/wordprocessingml/2006/main" xmlns:w14="http://schemas.microsoft.com/office/word/2010/wordml" xmlns:w15="http://schemas.microsoft.com/office/word/2012/wordml" xmlns:w16cex="http://schemas.microsoft.com/office/word/2018/wordml/cex" xmlns:w16cid="http://schemas.microsoft.com/office/word/2016/wordml/cid" xmlns:w16="http://schemas.microsoft.com/office/word/2018/wordml" xmlns:w16sdtdh="http://schemas.microsoft.com/office/word/2020/wordml/sdtdatahash" xmlns:w16se="http://schemas.microsoft.com/office/word/2015/wordml/symex" xmlns:wpg="http://schemas.microsoft.com/office/word/2010/wordprocessingGroup" xmlns:wpi="http://schemas.microsoft.com/office/word/2010/wordprocessingInk" xmlns:wne="http://schemas.microsoft.com/office/word/2006/wordml" xmlns:wps="http://schemas.microsoft.com/office/word/2010/wordprocessingShape" mc:Ignorable="w14 w15 w16se w16cid w16 w16cex w16sdtdh wp14">
   <w:body>
     <w:p>
       <w:pPr>
@@ -77,7 +77,13 @@
         <w:t>Part 1</w:t>
       </w:r>
       <w:r>
+        <w:t>:</w:t>
+      </w:r>
+      <w:r>
         <w:t xml:space="preserve"> Generate LDO</w:t>
+      </w:r>
+      <w:r>
+        <w:t xml:space="preserve"> (Linear voltage)</w:t>
       </w:r>
     </w:p>
     <w:p>
@@ -134,6 +140,9 @@
         <w:t>/VREG3</w:t>
       </w:r>
       <w:r>
+        <w:rPr>
+          <w:highlight w:val="green"/>
+        </w:rPr>
         <w:t>( send to SIO)</w:t>
       </w:r>
       <w:r>
@@ -174,6 +183,58 @@
       </w:r>
       <w:r>
         <w:t>(5VL OUTPUT)</w:t>
+      </w:r>
+    </w:p>
+    <w:p>
+      <w:pPr>
+        <w:pStyle w:val="ListParagraph"/>
+      </w:pPr>
+      <w:r>
+        <w:t>LDO3 send to SIO(V standby pin)</w:t>
+      </w:r>
+    </w:p>
+    <w:p>
+      <w:pPr>
+        <w:pStyle w:val="ListParagraph"/>
+      </w:pPr>
+      <w:r>
+        <w:t xml:space="preserve">When </w:t>
+      </w:r>
+      <w:r>
+        <w:t xml:space="preserve">the </w:t>
+      </w:r>
+      <w:r>
+        <w:t>Power Button is pressed</w:t>
+      </w:r>
+      <w:r>
+        <w:t xml:space="preserve">, SIO </w:t>
+      </w:r>
+      <w:r>
+        <w:t>generates the</w:t>
+      </w:r>
+      <w:r>
+        <w:t xml:space="preserve"> EN Signal</w:t>
+      </w:r>
+      <w:r>
+        <w:t xml:space="preserve"> and send to </w:t>
+      </w:r>
+      <w:r>
+        <w:t xml:space="preserve">the </w:t>
+      </w:r>
+      <w:r>
+        <w:t xml:space="preserve">back IC because this buck converter </w:t>
+      </w:r>
+      <w:r>
+        <w:t xml:space="preserve">requires </w:t>
+      </w:r>
+      <w:r>
+        <w:t>an</w:t>
+      </w:r>
+      <w:r>
+        <w:t xml:space="preserve"> enable signal</w:t>
+      </w:r>
+      <w:r>
+        <w:t xml:space="preserve"> to turn on</w:t>
       </w:r>
     </w:p>
     <w:p>
@@ -182,7 +243,10 @@
         <w:ind w:left="0"/>
       </w:pPr>
       <w:r>
-        <w:t>Part2</w:t>
+        <w:t>Part 2:</w:t>
+      </w:r>
+      <w:r>
+        <w:t xml:space="preserve"> Generate 3/5 (Buck converter)</w:t>
       </w:r>
     </w:p>
     <w:p>
@@ -205,6 +269,18 @@
       <w:r>
         <w:t xml:space="preserve"> 3volt</w:t>
       </w:r>
+      <w:r>
+        <w:t xml:space="preserve"> </w:t>
+      </w:r>
+      <w:r>
+        <w:t>(</w:t>
+      </w:r>
+      <w:r>
+        <w:t>to activate buck converter</w:t>
+      </w:r>
+      <w:r>
+        <w:t>)</w:t>
+      </w:r>
     </w:p>
     <w:p>
       <w:pPr>
@@ -296,7 +372,13 @@
         <w:t>PGOOD</w:t>
       </w:r>
       <w:r>
-        <w:t>(output pin sending info this department is working fine)</w:t>
+        <w:t>(output pin sending info this department</w:t>
+      </w:r>
+      <w:r>
+        <w:t>/section</w:t>
+      </w:r>
+      <w:r>
+        <w:t xml:space="preserve"> is working fine)</w:t>
       </w:r>
       <w:r>
         <w:t xml:space="preserve"> 3volt</w:t>
@@ -319,17 +401,70 @@
     </w:p>
     <w:p>
       <w:r>
+        <w:t xml:space="preserve">Before </w:t>
+      </w:r>
+      <w:r>
+        <w:t xml:space="preserve">the </w:t>
+      </w:r>
+      <w:r>
+        <w:t>Power Button</w:t>
+      </w:r>
+      <w:r>
+        <w:t>,</w:t>
+      </w:r>
+      <w:r>
+        <w:t xml:space="preserve"> </w:t>
+      </w:r>
+      <w:r>
+        <w:t>a 3-volt</w:t>
+      </w:r>
+      <w:r>
+        <w:t xml:space="preserve"> Leaner supply and after </w:t>
+      </w:r>
+      <w:r>
+        <w:t xml:space="preserve">the </w:t>
+      </w:r>
+      <w:r>
+        <w:t xml:space="preserve">power button </w:t>
+      </w:r>
+      <w:r>
+        <w:t xml:space="preserve">is </w:t>
+      </w:r>
+      <w:r>
+        <w:t>pressed</w:t>
+      </w:r>
+      <w:r>
+        <w:t>,</w:t>
+      </w:r>
+      <w:r>
+        <w:t xml:space="preserve"> </w:t>
+      </w:r>
+      <w:r>
+        <w:t>a 3-volt</w:t>
+      </w:r>
+      <w:r>
+        <w:t xml:space="preserve"> buck convertor supply</w:t>
+      </w:r>
+    </w:p>
+    <w:p>
+      <w:r>
+        <w:t xml:space="preserve">Every Buck convertor have </w:t>
+      </w:r>
+    </w:p>
+    <w:p>
+      <w:r>
         <w:t xml:space="preserve">3/5V Regulator IC </w:t>
       </w:r>
       <w:r>
         <w:t xml:space="preserve">- </w:t>
       </w:r>
       <w:r>
-        <w:t>LDO and Switching  voltage out krta hai…</w:t>
-      </w:r>
-    </w:p>
-    <w:p>
-      <w:r>
+        <w:t>LDO and Switching voltage out krta hai…</w:t>
+      </w:r>
+    </w:p>
+    <w:p>
+      <w:r>
+        <w:lastRenderedPageBreak/>
         <w:t xml:space="preserve">Difference </w:t>
       </w:r>
       <w:r>
@@ -345,7 +480,10 @@
         <w:t>(VALW)</w:t>
       </w:r>
       <w:r>
-        <w:t xml:space="preserve"> – high empier</w:t>
+        <w:t xml:space="preserve"> – high </w:t>
+      </w:r>
+      <w:r>
+        <w:t>ampier</w:t>
       </w:r>
     </w:p>
     <w:p>
@@ -379,7 +517,6 @@
         <w:rPr>
           <w:noProof/>
         </w:rPr>
-        <w:lastRenderedPageBreak/>
         <w:drawing>
           <wp:inline distT="0" distB="0" distL="0" distR="0" wp14:anchorId="786CAF31" wp14:editId="1E7BC00C">
             <wp:extent cx="6486525" cy="3476625"/>
@@ -483,6 +620,7 @@
           <w:bCs/>
           <w:noProof/>
         </w:rPr>
+        <w:lastRenderedPageBreak/>
         <w:drawing>
           <wp:inline distT="0" distB="0" distL="0" distR="0" wp14:anchorId="4D39FCC7" wp14:editId="1A830231">
             <wp:extent cx="6488430" cy="3331845"/>
@@ -554,7 +692,6 @@
     </w:p>
     <w:p>
       <w:r>
-        <w:lastRenderedPageBreak/>
         <w:t>Check List</w:t>
       </w:r>
     </w:p>
@@ -643,6 +780,9 @@
       <w:r>
         <w:t xml:space="preserve"> </w:t>
       </w:r>
+      <w:r>
+        <w:t>(Direct without enable)</w:t>
+      </w:r>
     </w:p>
     <w:p>
       <w:pPr>
@@ -656,7 +796,13 @@
         <w:t>"+3VLP" refers to a +3.3V Low Drop-Out (LDO)</w:t>
       </w:r>
       <w:r>
-        <w:t xml:space="preserve"> It is a critical, always-on voltage used to power the Embedded Controller (EC) and initialize the system before main power rails activate</w:t>
+        <w:t xml:space="preserve"> It is a critical, always-on voltage used to power the Embedded Controller (EC) and </w:t>
+      </w:r>
+      <w:r>
+        <w:t>initialise</w:t>
+      </w:r>
+      <w:r>
+        <w:t xml:space="preserve"> the system before main power rails activate</w:t>
       </w:r>
       <w:r>
         <w:t>)</w:t>
@@ -687,7 +833,13 @@
         <w:pStyle w:val="ListParagraph"/>
       </w:pPr>
       <w:r>
-        <w:t>First SIO Requiremet puri karni hai</w:t>
+        <w:t xml:space="preserve">First SIO </w:t>
+      </w:r>
+      <w:r>
+        <w:t>Requirement</w:t>
+      </w:r>
+      <w:r>
+        <w:t xml:space="preserve"> puri karni hai</w:t>
       </w:r>
     </w:p>
     <w:p>
@@ -753,7 +905,7 @@
 </file>
 
 <file path=word/numbering.xml><?xml version="1.0" encoding="utf-8"?>
-<w:numbering xmlns:wpc="http://schemas.microsoft.com/office/word/2010/wordprocessingCanvas" xmlns:cx="http://schemas.microsoft.com/office/drawing/2014/chartex" xmlns:cx1="http://schemas.microsoft.com/office/drawing/2015/9/8/chartex" xmlns:cx2="http://schemas.microsoft.com/office/drawing/2015/10/21/chartex" xmlns:cx3="http://schemas.microsoft.com/office/drawing/2016/5/9/chartex" xmlns:cx4="http://schemas.microsoft.com/office/drawing/2016/5/10/chartex" xmlns:cx5="http://schemas.microsoft.com/office/drawing/2016/5/11/chartex" xmlns:cx6="http://schemas.microsoft.com/office/drawing/2016/5/12/chartex" xmlns:cx7="http://schemas.microsoft.com/office/drawing/2016/5/13/chartex" xmlns:cx8="http://schemas.microsoft.com/office/drawing/2016/5/14/chartex" xmlns:mc="http://schemas.openxmlformats.org/markup-compatibility/2006" xmlns:aink="http://schemas.microsoft.com/office/drawing/2016/ink" xmlns:am3d="http://schemas.microsoft.com/office/drawing/2017/model3d" xmlns:o="urn:schemas-microsoft-com:office:office" xmlns:oel="http://schemas.microsoft.com/office/2019/extlst" xmlns:r="http://schemas.openxmlformats.org/officeDocument/2006/relationships" xmlns:m="http://schemas.openxmlformats.org/officeDocument/2006/math" xmlns:v="urn:schemas-microsoft-com:vml" xmlns:wp14="http://schemas.microsoft.com/office/word/2010/wordprocessingDrawing" xmlns:wp="http://schemas.openxmlformats.org/drawingml/2006/wordprocessingDrawing" xmlns:w10="urn:schemas-microsoft-com:office:word" xmlns:w="http://schemas.openxmlformats.org/wordprocessingml/2006/main" xmlns:w14="http://schemas.microsoft.com/office/word/2010/wordml" xmlns:w15="http://schemas.microsoft.com/office/word/2012/wordml" xmlns:w16cex="http://schemas.microsoft.com/office/word/2018/wordml/cex" xmlns:w16cid="http://schemas.microsoft.com/office/word/2016/wordml/cid" xmlns:w16="http://schemas.microsoft.com/office/word/2018/wordml" xmlns:w16sdtdh="http://schemas.microsoft.com/office/word/2020/wordml/sdtdatahash" xmlns:w16se="http://schemas.microsoft.com/office/word/2015/wordml/symex" xmlns:wpg="http://schemas.microsoft.com/office/word/2010/wordprocessingGroup" xmlns:wpi="http://schemas.microsoft.com/office/word/2010/wordprocessingInk" xmlns:wne="http://schemas.microsoft.com/office/word/2006/wordml" xmlns:wps="http://schemas.microsoft.com/office/word/2010/wordprocessingShape" mc:Ignorable="w14 w15 w16se w16cid w16 w16cex w16sdtdh wp14">
+<w:numbering xmlns:wpc="http://schemas.microsoft.com/office/word/2010/wordprocessingCanvas" xmlns:cx="http://schemas.microsoft.com/office/drawing/2014/chartex" xmlns:cx1="http://schemas.microsoft.com/office/drawing/2015/9/8/chartex" xmlns:cx2="http://schemas.microsoft.com/office/drawing/2015/10/21/chartex" xmlns:cx3="http://schemas.microsoft.com/office/drawing/2016/5/9/chartex" xmlns:cx4="http://schemas.microsoft.com/office/drawing/2016/5/10/chartex" xmlns:cx5="http://schemas.microsoft.com/office/drawing/2016/5/11/chartex" xmlns:cx6="http://schemas.microsoft.com/office/drawing/2016/5/12/chartex" xmlns:cx7="http://schemas.microsoft.com/office/drawing/2016/5/13/chartex" xmlns:cx8="http://schemas.microsoft.com/office/drawing/2016/5/14/chartex" xmlns:mc="http://schemas.openxmlformats.org/markup-compatibility/2006" xmlns:aink="http://schemas.microsoft.com/office/drawing/2016/ink" xmlns:am3d="http://schemas.microsoft.com/office/drawing/2017/model3d" xmlns:o="urn:schemas-microsoft-com:office:office" xmlns:r="http://schemas.openxmlformats.org/officeDocument/2006/relationships" xmlns:m="http://schemas.openxmlformats.org/officeDocument/2006/math" xmlns:v="urn:schemas-microsoft-com:vml" xmlns:wp14="http://schemas.microsoft.com/office/word/2010/wordprocessingDrawing" xmlns:wp="http://schemas.openxmlformats.org/drawingml/2006/wordprocessingDrawing" xmlns:w10="urn:schemas-microsoft-com:office:word" xmlns:w="http://schemas.openxmlformats.org/wordprocessingml/2006/main" xmlns:w14="http://schemas.microsoft.com/office/word/2010/wordml" xmlns:w15="http://schemas.microsoft.com/office/word/2012/wordml" xmlns:w16cex="http://schemas.microsoft.com/office/word/2018/wordml/cex" xmlns:w16cid="http://schemas.microsoft.com/office/word/2016/wordml/cid" xmlns:w16="http://schemas.microsoft.com/office/word/2018/wordml" xmlns:w16sdtdh="http://schemas.microsoft.com/office/word/2020/wordml/sdtdatahash" xmlns:w16se="http://schemas.microsoft.com/office/word/2015/wordml/symex" xmlns:wpg="http://schemas.microsoft.com/office/word/2010/wordprocessingGroup" xmlns:wpi="http://schemas.microsoft.com/office/word/2010/wordprocessingInk" xmlns:wne="http://schemas.microsoft.com/office/word/2006/wordml" xmlns:wps="http://schemas.microsoft.com/office/word/2010/wordprocessingShape" mc:Ignorable="w14 w15 w16se w16cid w16 w16cex w16sdtdh wp14">
   <w:abstractNum w:abstractNumId="0" w15:restartNumberingAfterBreak="0">
     <w:nsid w:val="241501B3"/>
     <w:multiLevelType w:val="hybridMultilevel"/>
@@ -932,10 +1084,10 @@
       </w:pPr>
     </w:lvl>
   </w:abstractNum>
-  <w:num w:numId="1" w16cid:durableId="1487431481">
+  <w:num w:numId="1">
     <w:abstractNumId w:val="1"/>
   </w:num>
-  <w:num w:numId="2" w16cid:durableId="1436443844">
+  <w:num w:numId="2">
     <w:abstractNumId w:val="0"/>
   </w:num>
 </w:numbering>

--- a/Nitya_Laptop/MB Section/3-Step Down Section/3V 5V Section.docx
+++ b/Nitya_Laptop/MB Section/3-Step Down Section/3V 5V Section.docx
@@ -1,6 +1,6 @@
 
 <file path=word/document.xml><?xml version="1.0" encoding="utf-8"?>
-<w:document xmlns:wpc="http://schemas.microsoft.com/office/word/2010/wordprocessingCanvas" xmlns:cx="http://schemas.microsoft.com/office/drawing/2014/chartex" xmlns:cx1="http://schemas.microsoft.com/office/drawing/2015/9/8/chartex" xmlns:cx2="http://schemas.microsoft.com/office/drawing/2015/10/21/chartex" xmlns:cx3="http://schemas.microsoft.com/office/drawing/2016/5/9/chartex" xmlns:cx4="http://schemas.microsoft.com/office/drawing/2016/5/10/chartex" xmlns:cx5="http://schemas.microsoft.com/office/drawing/2016/5/11/chartex" xmlns:cx6="http://schemas.microsoft.com/office/drawing/2016/5/12/chartex" xmlns:cx7="http://schemas.microsoft.com/office/drawing/2016/5/13/chartex" xmlns:cx8="http://schemas.microsoft.com/office/drawing/2016/5/14/chartex" xmlns:mc="http://schemas.openxmlformats.org/markup-compatibility/2006" xmlns:aink="http://schemas.microsoft.com/office/drawing/2016/ink" xmlns:am3d="http://schemas.microsoft.com/office/drawing/2017/model3d" xmlns:o="urn:schemas-microsoft-com:office:office" xmlns:r="http://schemas.openxmlformats.org/officeDocument/2006/relationships" xmlns:m="http://schemas.openxmlformats.org/officeDocument/2006/math" xmlns:v="urn:schemas-microsoft-com:vml" xmlns:wp14="http://schemas.microsoft.com/office/word/2010/wordprocessingDrawing" xmlns:wp="http://schemas.openxmlformats.org/drawingml/2006/wordprocessingDrawing" xmlns:w10="urn:schemas-microsoft-com:office:word" xmlns:w="http://schemas.openxmlformats.org/wordprocessingml/2006/main" xmlns:w14="http://schemas.microsoft.com/office/word/2010/wordml" xmlns:w15="http://schemas.microsoft.com/office/word/2012/wordml" xmlns:w16cex="http://schemas.microsoft.com/office/word/2018/wordml/cex" xmlns:w16cid="http://schemas.microsoft.com/office/word/2016/wordml/cid" xmlns:w16="http://schemas.microsoft.com/office/word/2018/wordml" xmlns:w16sdtdh="http://schemas.microsoft.com/office/word/2020/wordml/sdtdatahash" xmlns:w16se="http://schemas.microsoft.com/office/word/2015/wordml/symex" xmlns:wpg="http://schemas.microsoft.com/office/word/2010/wordprocessingGroup" xmlns:wpi="http://schemas.microsoft.com/office/word/2010/wordprocessingInk" xmlns:wne="http://schemas.microsoft.com/office/word/2006/wordml" xmlns:wps="http://schemas.microsoft.com/office/word/2010/wordprocessingShape" mc:Ignorable="w14 w15 w16se w16cid w16 w16cex w16sdtdh wp14">
+<w:document xmlns:wpc="http://schemas.microsoft.com/office/word/2010/wordprocessingCanvas" xmlns:cx="http://schemas.microsoft.com/office/drawing/2014/chartex" xmlns:cx1="http://schemas.microsoft.com/office/drawing/2015/9/8/chartex" xmlns:cx2="http://schemas.microsoft.com/office/drawing/2015/10/21/chartex" xmlns:cx3="http://schemas.microsoft.com/office/drawing/2016/5/9/chartex" xmlns:cx4="http://schemas.microsoft.com/office/drawing/2016/5/10/chartex" xmlns:cx5="http://schemas.microsoft.com/office/drawing/2016/5/11/chartex" xmlns:cx6="http://schemas.microsoft.com/office/drawing/2016/5/12/chartex" xmlns:cx7="http://schemas.microsoft.com/office/drawing/2016/5/13/chartex" xmlns:cx8="http://schemas.microsoft.com/office/drawing/2016/5/14/chartex" xmlns:mc="http://schemas.openxmlformats.org/markup-compatibility/2006" xmlns:aink="http://schemas.microsoft.com/office/drawing/2016/ink" xmlns:am3d="http://schemas.microsoft.com/office/drawing/2017/model3d" xmlns:o="urn:schemas-microsoft-com:office:office" xmlns:oel="http://schemas.microsoft.com/office/2019/extlst" xmlns:r="http://schemas.openxmlformats.org/officeDocument/2006/relationships" xmlns:m="http://schemas.openxmlformats.org/officeDocument/2006/math" xmlns:v="urn:schemas-microsoft-com:vml" xmlns:wp14="http://schemas.microsoft.com/office/word/2010/wordprocessingDrawing" xmlns:wp="http://schemas.openxmlformats.org/drawingml/2006/wordprocessingDrawing" xmlns:w10="urn:schemas-microsoft-com:office:word" xmlns:w="http://schemas.openxmlformats.org/wordprocessingml/2006/main" xmlns:w14="http://schemas.microsoft.com/office/word/2010/wordml" xmlns:w15="http://schemas.microsoft.com/office/word/2012/wordml" xmlns:w16cex="http://schemas.microsoft.com/office/word/2018/wordml/cex" xmlns:w16cid="http://schemas.microsoft.com/office/word/2016/wordml/cid" xmlns:w16="http://schemas.microsoft.com/office/word/2018/wordml" xmlns:w16sdtdh="http://schemas.microsoft.com/office/word/2020/wordml/sdtdatahash" xmlns:w16se="http://schemas.microsoft.com/office/word/2015/wordml/symex" xmlns:wpg="http://schemas.microsoft.com/office/word/2010/wordprocessingGroup" xmlns:wpi="http://schemas.microsoft.com/office/word/2010/wordprocessingInk" xmlns:wne="http://schemas.microsoft.com/office/word/2006/wordml" xmlns:wps="http://schemas.microsoft.com/office/word/2010/wordprocessingShape" mc:Ignorable="w14 w15 w16se w16cid w16 w16cex w16sdtdh wp14">
   <w:body>
     <w:p>
       <w:pPr>
@@ -73,16 +73,39 @@
       </w:r>
     </w:p>
     <w:p>
-      <w:r>
+      <w:pPr>
+        <w:spacing w:after="0"/>
+        <w:rPr>
+          <w:b/>
+          <w:bCs/>
+        </w:rPr>
+      </w:pPr>
+      <w:r>
+        <w:rPr>
+          <w:b/>
+          <w:bCs/>
+        </w:rPr>
         <w:t>Part 1</w:t>
       </w:r>
       <w:r>
+        <w:rPr>
+          <w:b/>
+          <w:bCs/>
+        </w:rPr>
         <w:t>:</w:t>
       </w:r>
       <w:r>
+        <w:rPr>
+          <w:b/>
+          <w:bCs/>
+        </w:rPr>
         <w:t xml:space="preserve"> Generate LDO</w:t>
       </w:r>
       <w:r>
+        <w:rPr>
+          <w:b/>
+          <w:bCs/>
+        </w:rPr>
         <w:t xml:space="preserve"> (Linear voltage)</w:t>
       </w:r>
     </w:p>
@@ -222,7 +245,13 @@
         <w:t xml:space="preserve">the </w:t>
       </w:r>
       <w:r>
-        <w:t xml:space="preserve">back IC because this buck converter </w:t>
+        <w:t>back IC</w:t>
+      </w:r>
+      <w:r>
+        <w:t xml:space="preserve"> 3/5</w:t>
+      </w:r>
+      <w:r>
+        <w:t xml:space="preserve"> because this buck converter </w:t>
       </w:r>
       <w:r>
         <w:t xml:space="preserve">requires </w:t>
@@ -241,12 +270,38 @@
       <w:pPr>
         <w:pStyle w:val="ListParagraph"/>
         <w:ind w:left="0"/>
-      </w:pPr>
-      <w:r>
+        <w:rPr>
+          <w:b/>
+          <w:bCs/>
+        </w:rPr>
+      </w:pPr>
+      <w:r>
+        <w:rPr>
+          <w:b/>
+          <w:bCs/>
+        </w:rPr>
         <w:t>Part 2:</w:t>
       </w:r>
       <w:r>
-        <w:t xml:space="preserve"> Generate 3/5 (Buck converter)</w:t>
+        <w:rPr>
+          <w:b/>
+          <w:bCs/>
+        </w:rPr>
+        <w:t xml:space="preserve"> Generate 3/5</w:t>
+      </w:r>
+      <w:r>
+        <w:rPr>
+          <w:b/>
+          <w:bCs/>
+        </w:rPr>
+        <w:t>volt</w:t>
+      </w:r>
+      <w:r>
+        <w:rPr>
+          <w:b/>
+          <w:bCs/>
+        </w:rPr>
+        <w:t xml:space="preserve"> (Buck converter)</w:t>
       </w:r>
     </w:p>
     <w:p>
@@ -440,7 +495,13 @@
         <w:t xml:space="preserve"> </w:t>
       </w:r>
       <w:r>
-        <w:t>a 3-volt</w:t>
+        <w:t>a 3</w:t>
+      </w:r>
+      <w:r>
+        <w:t>/5</w:t>
+      </w:r>
+      <w:r>
+        <w:t>volt</w:t>
       </w:r>
       <w:r>
         <w:t xml:space="preserve"> buck convertor supply</w:t>
@@ -448,7 +509,10 @@
     </w:p>
     <w:p>
       <w:r>
-        <w:t xml:space="preserve">Every Buck convertor have </w:t>
+        <w:t>Every Buck convertor have</w:t>
+      </w:r>
+      <w:r>
+        <w:t xml:space="preserve"> Enable and Power Good</w:t>
       </w:r>
     </w:p>
     <w:p>
@@ -464,40 +528,40 @@
     </w:p>
     <w:p>
       <w:r>
+        <w:t xml:space="preserve">Difference </w:t>
+      </w:r>
+      <w:r>
+        <w:t>LDO – Low ampier</w:t>
+      </w:r>
+      <w:r>
+        <w:t xml:space="preserve"> and  </w:t>
+      </w:r>
+      <w:r>
+        <w:t>Switching Voltage</w:t>
+      </w:r>
+      <w:r>
+        <w:t>(VALW)</w:t>
+      </w:r>
+      <w:r>
+        <w:t xml:space="preserve"> – high </w:t>
+      </w:r>
+      <w:r>
+        <w:t>ampier</w:t>
+      </w:r>
+    </w:p>
+    <w:p>
+      <w:pPr>
+        <w:rPr>
+          <w:b/>
+          <w:bCs/>
+        </w:rPr>
+      </w:pPr>
+      <w:r>
+        <w:rPr>
+          <w:b/>
+          <w:bCs/>
+        </w:rPr>
         <w:lastRenderedPageBreak/>
-        <w:t xml:space="preserve">Difference </w:t>
-      </w:r>
-      <w:r>
-        <w:t>LDO – Low ampier</w:t>
-      </w:r>
-      <w:r>
-        <w:t xml:space="preserve"> and  </w:t>
-      </w:r>
-      <w:r>
-        <w:t>Switching Voltage</w:t>
-      </w:r>
-      <w:r>
-        <w:t>(VALW)</w:t>
-      </w:r>
-      <w:r>
-        <w:t xml:space="preserve"> – high </w:t>
-      </w:r>
-      <w:r>
-        <w:t>ampier</w:t>
-      </w:r>
-    </w:p>
-    <w:p>
-      <w:pPr>
-        <w:rPr>
-          <w:b/>
-          <w:bCs/>
-        </w:rPr>
-      </w:pPr>
-      <w:r>
-        <w:rPr>
-          <w:b/>
-          <w:bCs/>
-        </w:rPr>
         <w:t>LDO (Low Dropout)</w:t>
       </w:r>
     </w:p>
@@ -815,6 +879,9 @@
       <w:r>
         <w:t>Part 2</w:t>
       </w:r>
+      <w:r>
+        <w:t xml:space="preserve"> Generate 3/5 volt</w:t>
+      </w:r>
     </w:p>
     <w:p>
       <w:pPr>
@@ -905,7 +972,7 @@
 </file>
 
 <file path=word/numbering.xml><?xml version="1.0" encoding="utf-8"?>
-<w:numbering xmlns:wpc="http://schemas.microsoft.com/office/word/2010/wordprocessingCanvas" xmlns:cx="http://schemas.microsoft.com/office/drawing/2014/chartex" xmlns:cx1="http://schemas.microsoft.com/office/drawing/2015/9/8/chartex" xmlns:cx2="http://schemas.microsoft.com/office/drawing/2015/10/21/chartex" xmlns:cx3="http://schemas.microsoft.com/office/drawing/2016/5/9/chartex" xmlns:cx4="http://schemas.microsoft.com/office/drawing/2016/5/10/chartex" xmlns:cx5="http://schemas.microsoft.com/office/drawing/2016/5/11/chartex" xmlns:cx6="http://schemas.microsoft.com/office/drawing/2016/5/12/chartex" xmlns:cx7="http://schemas.microsoft.com/office/drawing/2016/5/13/chartex" xmlns:cx8="http://schemas.microsoft.com/office/drawing/2016/5/14/chartex" xmlns:mc="http://schemas.openxmlformats.org/markup-compatibility/2006" xmlns:aink="http://schemas.microsoft.com/office/drawing/2016/ink" xmlns:am3d="http://schemas.microsoft.com/office/drawing/2017/model3d" xmlns:o="urn:schemas-microsoft-com:office:office" xmlns:r="http://schemas.openxmlformats.org/officeDocument/2006/relationships" xmlns:m="http://schemas.openxmlformats.org/officeDocument/2006/math" xmlns:v="urn:schemas-microsoft-com:vml" xmlns:wp14="http://schemas.microsoft.com/office/word/2010/wordprocessingDrawing" xmlns:wp="http://schemas.openxmlformats.org/drawingml/2006/wordprocessingDrawing" xmlns:w10="urn:schemas-microsoft-com:office:word" xmlns:w="http://schemas.openxmlformats.org/wordprocessingml/2006/main" xmlns:w14="http://schemas.microsoft.com/office/word/2010/wordml" xmlns:w15="http://schemas.microsoft.com/office/word/2012/wordml" xmlns:w16cex="http://schemas.microsoft.com/office/word/2018/wordml/cex" xmlns:w16cid="http://schemas.microsoft.com/office/word/2016/wordml/cid" xmlns:w16="http://schemas.microsoft.com/office/word/2018/wordml" xmlns:w16sdtdh="http://schemas.microsoft.com/office/word/2020/wordml/sdtdatahash" xmlns:w16se="http://schemas.microsoft.com/office/word/2015/wordml/symex" xmlns:wpg="http://schemas.microsoft.com/office/word/2010/wordprocessingGroup" xmlns:wpi="http://schemas.microsoft.com/office/word/2010/wordprocessingInk" xmlns:wne="http://schemas.microsoft.com/office/word/2006/wordml" xmlns:wps="http://schemas.microsoft.com/office/word/2010/wordprocessingShape" mc:Ignorable="w14 w15 w16se w16cid w16 w16cex w16sdtdh wp14">
+<w:numbering xmlns:wpc="http://schemas.microsoft.com/office/word/2010/wordprocessingCanvas" xmlns:cx="http://schemas.microsoft.com/office/drawing/2014/chartex" xmlns:cx1="http://schemas.microsoft.com/office/drawing/2015/9/8/chartex" xmlns:cx2="http://schemas.microsoft.com/office/drawing/2015/10/21/chartex" xmlns:cx3="http://schemas.microsoft.com/office/drawing/2016/5/9/chartex" xmlns:cx4="http://schemas.microsoft.com/office/drawing/2016/5/10/chartex" xmlns:cx5="http://schemas.microsoft.com/office/drawing/2016/5/11/chartex" xmlns:cx6="http://schemas.microsoft.com/office/drawing/2016/5/12/chartex" xmlns:cx7="http://schemas.microsoft.com/office/drawing/2016/5/13/chartex" xmlns:cx8="http://schemas.microsoft.com/office/drawing/2016/5/14/chartex" xmlns:mc="http://schemas.openxmlformats.org/markup-compatibility/2006" xmlns:aink="http://schemas.microsoft.com/office/drawing/2016/ink" xmlns:am3d="http://schemas.microsoft.com/office/drawing/2017/model3d" xmlns:o="urn:schemas-microsoft-com:office:office" xmlns:oel="http://schemas.microsoft.com/office/2019/extlst" xmlns:r="http://schemas.openxmlformats.org/officeDocument/2006/relationships" xmlns:m="http://schemas.openxmlformats.org/officeDocument/2006/math" xmlns:v="urn:schemas-microsoft-com:vml" xmlns:wp14="http://schemas.microsoft.com/office/word/2010/wordprocessingDrawing" xmlns:wp="http://schemas.openxmlformats.org/drawingml/2006/wordprocessingDrawing" xmlns:w10="urn:schemas-microsoft-com:office:word" xmlns:w="http://schemas.openxmlformats.org/wordprocessingml/2006/main" xmlns:w14="http://schemas.microsoft.com/office/word/2010/wordml" xmlns:w15="http://schemas.microsoft.com/office/word/2012/wordml" xmlns:w16cex="http://schemas.microsoft.com/office/word/2018/wordml/cex" xmlns:w16cid="http://schemas.microsoft.com/office/word/2016/wordml/cid" xmlns:w16="http://schemas.microsoft.com/office/word/2018/wordml" xmlns:w16sdtdh="http://schemas.microsoft.com/office/word/2020/wordml/sdtdatahash" xmlns:w16se="http://schemas.microsoft.com/office/word/2015/wordml/symex" xmlns:wpg="http://schemas.microsoft.com/office/word/2010/wordprocessingGroup" xmlns:wpi="http://schemas.microsoft.com/office/word/2010/wordprocessingInk" xmlns:wne="http://schemas.microsoft.com/office/word/2006/wordml" xmlns:wps="http://schemas.microsoft.com/office/word/2010/wordprocessingShape" mc:Ignorable="w14 w15 w16se w16cid w16 w16cex w16sdtdh wp14">
   <w:abstractNum w:abstractNumId="0" w15:restartNumberingAfterBreak="0">
     <w:nsid w:val="241501B3"/>
     <w:multiLevelType w:val="hybridMultilevel"/>
@@ -1084,10 +1151,10 @@
       </w:pPr>
     </w:lvl>
   </w:abstractNum>
-  <w:num w:numId="1">
+  <w:num w:numId="1" w16cid:durableId="13773885">
     <w:abstractNumId w:val="1"/>
   </w:num>
-  <w:num w:numId="2">
+  <w:num w:numId="2" w16cid:durableId="1429472008">
     <w:abstractNumId w:val="0"/>
   </w:num>
 </w:numbering>

--- a/Nitya_Laptop/MB Section/3-Step Down Section/3V 5V Section.docx
+++ b/Nitya_Laptop/MB Section/3-Step Down Section/3V 5V Section.docx
@@ -319,7 +319,25 @@
         <w:t>ENM</w:t>
       </w:r>
       <w:r>
-        <w:t xml:space="preserve"> (enable master from SIO)</w:t>
+        <w:t xml:space="preserve"> (enable master from </w:t>
+      </w:r>
+      <w:r>
+        <w:rPr>
+          <w:highlight w:val="green"/>
+        </w:rPr>
+        <w:t>SIO</w:t>
+      </w:r>
+      <w:r>
+        <w:rPr>
+          <w:highlight w:val="green"/>
+        </w:rPr>
+        <w:t>/PCH/RTC/IC Circuit</w:t>
+      </w:r>
+      <w:r>
+        <w:rPr>
+          <w:highlight w:val="green"/>
+        </w:rPr>
+        <w:t>)</w:t>
       </w:r>
       <w:r>
         <w:t xml:space="preserve"> 3volt</w:t>

--- a/Nitya_Laptop/MB Section/3-Step Down Section/3V 5V Section.docx
+++ b/Nitya_Laptop/MB Section/3-Step Down Section/3V 5V Section.docx
@@ -141,6 +141,9 @@
       <w:r>
         <w:t xml:space="preserve">  By voltage devider</w:t>
       </w:r>
+      <w:r>
+        <w:t>/ic</w:t>
+      </w:r>
     </w:p>
     <w:p>
       <w:pPr>
@@ -362,9 +365,32 @@
           <w:ilvl w:val="0"/>
           <w:numId w:val="1"/>
         </w:numPr>
-      </w:pPr>
-      <w:r>
+        <w:rPr>
+          <w:b/>
+          <w:bCs/>
+        </w:rPr>
+      </w:pPr>
+      <w:r>
+        <w:rPr>
+          <w:b/>
+          <w:bCs/>
+        </w:rPr>
         <w:t>ENTRIP1, ENTRIP2</w:t>
+      </w:r>
+      <w:r>
+        <w:rPr>
+          <w:b/>
+          <w:bCs/>
+        </w:rPr>
+        <w:t>(voltage hai to regulator on hai)</w:t>
+      </w:r>
+    </w:p>
+    <w:p>
+      <w:pPr>
+        <w:pStyle w:val="ListParagraph"/>
+      </w:pPr>
+      <w:r>
+        <w:t>ENTRIP (Enable or Trip) Jab resister ke according (128k/100=1.2 v) hai to enable hai OR 0v hai to trip hai fir 3/5 volt coil section check krna hai.</w:t>
       </w:r>
     </w:p>
     <w:p>
@@ -459,6 +485,14 @@
     </w:p>
     <w:p>
       <w:pPr>
+        <w:ind w:left="360"/>
+      </w:pPr>
+      <w:r>
+        <w:t>Kabhi bhi Lower mosfet on nhi hona chaihiye, hai to 0v ho jayega, switching start nhi hogi</w:t>
+      </w:r>
+    </w:p>
+    <w:p>
+      <w:pPr>
         <w:rPr>
           <w:b/>
           <w:bCs/>
@@ -527,6 +561,7 @@
     </w:p>
     <w:p>
       <w:r>
+        <w:lastRenderedPageBreak/>
         <w:t>Every Buck convertor have</w:t>
       </w:r>
       <w:r>
@@ -579,7 +614,6 @@
           <w:b/>
           <w:bCs/>
         </w:rPr>
-        <w:lastRenderedPageBreak/>
         <w:t>LDO (Low Dropout)</w:t>
       </w:r>
     </w:p>

--- a/Nitya_Laptop/MB Section/3-Step Down Section/3V 5V Section.docx
+++ b/Nitya_Laptop/MB Section/3-Step Down Section/3V 5V Section.docx
@@ -1,6 +1,6 @@
 
 <file path=word/document.xml><?xml version="1.0" encoding="utf-8"?>
-<w:document xmlns:wpc="http://schemas.microsoft.com/office/word/2010/wordprocessingCanvas" xmlns:cx="http://schemas.microsoft.com/office/drawing/2014/chartex" xmlns:cx1="http://schemas.microsoft.com/office/drawing/2015/9/8/chartex" xmlns:cx2="http://schemas.microsoft.com/office/drawing/2015/10/21/chartex" xmlns:cx3="http://schemas.microsoft.com/office/drawing/2016/5/9/chartex" xmlns:cx4="http://schemas.microsoft.com/office/drawing/2016/5/10/chartex" xmlns:cx5="http://schemas.microsoft.com/office/drawing/2016/5/11/chartex" xmlns:cx6="http://schemas.microsoft.com/office/drawing/2016/5/12/chartex" xmlns:cx7="http://schemas.microsoft.com/office/drawing/2016/5/13/chartex" xmlns:cx8="http://schemas.microsoft.com/office/drawing/2016/5/14/chartex" xmlns:mc="http://schemas.openxmlformats.org/markup-compatibility/2006" xmlns:aink="http://schemas.microsoft.com/office/drawing/2016/ink" xmlns:am3d="http://schemas.microsoft.com/office/drawing/2017/model3d" xmlns:o="urn:schemas-microsoft-com:office:office" xmlns:oel="http://schemas.microsoft.com/office/2019/extlst" xmlns:r="http://schemas.openxmlformats.org/officeDocument/2006/relationships" xmlns:m="http://schemas.openxmlformats.org/officeDocument/2006/math" xmlns:v="urn:schemas-microsoft-com:vml" xmlns:wp14="http://schemas.microsoft.com/office/word/2010/wordprocessingDrawing" xmlns:wp="http://schemas.openxmlformats.org/drawingml/2006/wordprocessingDrawing" xmlns:w10="urn:schemas-microsoft-com:office:word" xmlns:w="http://schemas.openxmlformats.org/wordprocessingml/2006/main" xmlns:w14="http://schemas.microsoft.com/office/word/2010/wordml" xmlns:w15="http://schemas.microsoft.com/office/word/2012/wordml" xmlns:w16cex="http://schemas.microsoft.com/office/word/2018/wordml/cex" xmlns:w16cid="http://schemas.microsoft.com/office/word/2016/wordml/cid" xmlns:w16="http://schemas.microsoft.com/office/word/2018/wordml" xmlns:w16sdtdh="http://schemas.microsoft.com/office/word/2020/wordml/sdtdatahash" xmlns:w16se="http://schemas.microsoft.com/office/word/2015/wordml/symex" xmlns:wpg="http://schemas.microsoft.com/office/word/2010/wordprocessingGroup" xmlns:wpi="http://schemas.microsoft.com/office/word/2010/wordprocessingInk" xmlns:wne="http://schemas.microsoft.com/office/word/2006/wordml" xmlns:wps="http://schemas.microsoft.com/office/word/2010/wordprocessingShape" mc:Ignorable="w14 w15 w16se w16cid w16 w16cex w16sdtdh wp14">
+<w:document xmlns:wpc="http://schemas.microsoft.com/office/word/2010/wordprocessingCanvas" xmlns:cx="http://schemas.microsoft.com/office/drawing/2014/chartex" xmlns:cx1="http://schemas.microsoft.com/office/drawing/2015/9/8/chartex" xmlns:cx2="http://schemas.microsoft.com/office/drawing/2015/10/21/chartex" xmlns:cx3="http://schemas.microsoft.com/office/drawing/2016/5/9/chartex" xmlns:cx4="http://schemas.microsoft.com/office/drawing/2016/5/10/chartex" xmlns:cx5="http://schemas.microsoft.com/office/drawing/2016/5/11/chartex" xmlns:cx6="http://schemas.microsoft.com/office/drawing/2016/5/12/chartex" xmlns:cx7="http://schemas.microsoft.com/office/drawing/2016/5/13/chartex" xmlns:cx8="http://schemas.microsoft.com/office/drawing/2016/5/14/chartex" xmlns:mc="http://schemas.openxmlformats.org/markup-compatibility/2006" xmlns:aink="http://schemas.microsoft.com/office/drawing/2016/ink" xmlns:am3d="http://schemas.microsoft.com/office/drawing/2017/model3d" xmlns:o="urn:schemas-microsoft-com:office:office" xmlns:r="http://schemas.openxmlformats.org/officeDocument/2006/relationships" xmlns:m="http://schemas.openxmlformats.org/officeDocument/2006/math" xmlns:v="urn:schemas-microsoft-com:vml" xmlns:wp14="http://schemas.microsoft.com/office/word/2010/wordprocessingDrawing" xmlns:wp="http://schemas.openxmlformats.org/drawingml/2006/wordprocessingDrawing" xmlns:w10="urn:schemas-microsoft-com:office:word" xmlns:w="http://schemas.openxmlformats.org/wordprocessingml/2006/main" xmlns:w14="http://schemas.microsoft.com/office/word/2010/wordml" xmlns:w15="http://schemas.microsoft.com/office/word/2012/wordml" xmlns:w16cex="http://schemas.microsoft.com/office/word/2018/wordml/cex" xmlns:w16cid="http://schemas.microsoft.com/office/word/2016/wordml/cid" xmlns:w16="http://schemas.microsoft.com/office/word/2018/wordml" xmlns:w16sdtdh="http://schemas.microsoft.com/office/word/2020/wordml/sdtdatahash" xmlns:w16se="http://schemas.microsoft.com/office/word/2015/wordml/symex" xmlns:wpg="http://schemas.microsoft.com/office/word/2010/wordprocessingGroup" xmlns:wpi="http://schemas.microsoft.com/office/word/2010/wordprocessingInk" xmlns:wne="http://schemas.microsoft.com/office/word/2006/wordml" xmlns:wps="http://schemas.microsoft.com/office/word/2010/wordprocessingShape" mc:Ignorable="w14 w15 w16se w16cid w16 w16cex w16sdtdh wp14">
   <w:body>
     <w:p>
       <w:pPr>
@@ -562,7 +562,10 @@
     <w:p>
       <w:r>
         <w:lastRenderedPageBreak/>
-        <w:t>Every Buck convertor have</w:t>
+        <w:t xml:space="preserve">Every Buck </w:t>
+      </w:r>
+      <w:r>
+        <w:t>converter has</w:t>
       </w:r>
       <w:r>
         <w:t xml:space="preserve"> Enable and Power Good</w:t>
@@ -1024,7 +1027,7 @@
 </file>
 
 <file path=word/numbering.xml><?xml version="1.0" encoding="utf-8"?>
-<w:numbering xmlns:wpc="http://schemas.microsoft.com/office/word/2010/wordprocessingCanvas" xmlns:cx="http://schemas.microsoft.com/office/drawing/2014/chartex" xmlns:cx1="http://schemas.microsoft.com/office/drawing/2015/9/8/chartex" xmlns:cx2="http://schemas.microsoft.com/office/drawing/2015/10/21/chartex" xmlns:cx3="http://schemas.microsoft.com/office/drawing/2016/5/9/chartex" xmlns:cx4="http://schemas.microsoft.com/office/drawing/2016/5/10/chartex" xmlns:cx5="http://schemas.microsoft.com/office/drawing/2016/5/11/chartex" xmlns:cx6="http://schemas.microsoft.com/office/drawing/2016/5/12/chartex" xmlns:cx7="http://schemas.microsoft.com/office/drawing/2016/5/13/chartex" xmlns:cx8="http://schemas.microsoft.com/office/drawing/2016/5/14/chartex" xmlns:mc="http://schemas.openxmlformats.org/markup-compatibility/2006" xmlns:aink="http://schemas.microsoft.com/office/drawing/2016/ink" xmlns:am3d="http://schemas.microsoft.com/office/drawing/2017/model3d" xmlns:o="urn:schemas-microsoft-com:office:office" xmlns:oel="http://schemas.microsoft.com/office/2019/extlst" xmlns:r="http://schemas.openxmlformats.org/officeDocument/2006/relationships" xmlns:m="http://schemas.openxmlformats.org/officeDocument/2006/math" xmlns:v="urn:schemas-microsoft-com:vml" xmlns:wp14="http://schemas.microsoft.com/office/word/2010/wordprocessingDrawing" xmlns:wp="http://schemas.openxmlformats.org/drawingml/2006/wordprocessingDrawing" xmlns:w10="urn:schemas-microsoft-com:office:word" xmlns:w="http://schemas.openxmlformats.org/wordprocessingml/2006/main" xmlns:w14="http://schemas.microsoft.com/office/word/2010/wordml" xmlns:w15="http://schemas.microsoft.com/office/word/2012/wordml" xmlns:w16cex="http://schemas.microsoft.com/office/word/2018/wordml/cex" xmlns:w16cid="http://schemas.microsoft.com/office/word/2016/wordml/cid" xmlns:w16="http://schemas.microsoft.com/office/word/2018/wordml" xmlns:w16sdtdh="http://schemas.microsoft.com/office/word/2020/wordml/sdtdatahash" xmlns:w16se="http://schemas.microsoft.com/office/word/2015/wordml/symex" xmlns:wpg="http://schemas.microsoft.com/office/word/2010/wordprocessingGroup" xmlns:wpi="http://schemas.microsoft.com/office/word/2010/wordprocessingInk" xmlns:wne="http://schemas.microsoft.com/office/word/2006/wordml" xmlns:wps="http://schemas.microsoft.com/office/word/2010/wordprocessingShape" mc:Ignorable="w14 w15 w16se w16cid w16 w16cex w16sdtdh wp14">
+<w:numbering xmlns:wpc="http://schemas.microsoft.com/office/word/2010/wordprocessingCanvas" xmlns:cx="http://schemas.microsoft.com/office/drawing/2014/chartex" xmlns:cx1="http://schemas.microsoft.com/office/drawing/2015/9/8/chartex" xmlns:cx2="http://schemas.microsoft.com/office/drawing/2015/10/21/chartex" xmlns:cx3="http://schemas.microsoft.com/office/drawing/2016/5/9/chartex" xmlns:cx4="http://schemas.microsoft.com/office/drawing/2016/5/10/chartex" xmlns:cx5="http://schemas.microsoft.com/office/drawing/2016/5/11/chartex" xmlns:cx6="http://schemas.microsoft.com/office/drawing/2016/5/12/chartex" xmlns:cx7="http://schemas.microsoft.com/office/drawing/2016/5/13/chartex" xmlns:cx8="http://schemas.microsoft.com/office/drawing/2016/5/14/chartex" xmlns:mc="http://schemas.openxmlformats.org/markup-compatibility/2006" xmlns:aink="http://schemas.microsoft.com/office/drawing/2016/ink" xmlns:am3d="http://schemas.microsoft.com/office/drawing/2017/model3d" xmlns:o="urn:schemas-microsoft-com:office:office" xmlns:r="http://schemas.openxmlformats.org/officeDocument/2006/relationships" xmlns:m="http://schemas.openxmlformats.org/officeDocument/2006/math" xmlns:v="urn:schemas-microsoft-com:vml" xmlns:wp14="http://schemas.microsoft.com/office/word/2010/wordprocessingDrawing" xmlns:wp="http://schemas.openxmlformats.org/drawingml/2006/wordprocessingDrawing" xmlns:w10="urn:schemas-microsoft-com:office:word" xmlns:w="http://schemas.openxmlformats.org/wordprocessingml/2006/main" xmlns:w14="http://schemas.microsoft.com/office/word/2010/wordml" xmlns:w15="http://schemas.microsoft.com/office/word/2012/wordml" xmlns:w16cex="http://schemas.microsoft.com/office/word/2018/wordml/cex" xmlns:w16cid="http://schemas.microsoft.com/office/word/2016/wordml/cid" xmlns:w16="http://schemas.microsoft.com/office/word/2018/wordml" xmlns:w16sdtdh="http://schemas.microsoft.com/office/word/2020/wordml/sdtdatahash" xmlns:w16se="http://schemas.microsoft.com/office/word/2015/wordml/symex" xmlns:wpg="http://schemas.microsoft.com/office/word/2010/wordprocessingGroup" xmlns:wpi="http://schemas.microsoft.com/office/word/2010/wordprocessingInk" xmlns:wne="http://schemas.microsoft.com/office/word/2006/wordml" xmlns:wps="http://schemas.microsoft.com/office/word/2010/wordprocessingShape" mc:Ignorable="w14 w15 w16se w16cid w16 w16cex w16sdtdh wp14">
   <w:abstractNum w:abstractNumId="0" w15:restartNumberingAfterBreak="0">
     <w:nsid w:val="241501B3"/>
     <w:multiLevelType w:val="hybridMultilevel"/>
@@ -1203,10 +1206,10 @@
       </w:pPr>
     </w:lvl>
   </w:abstractNum>
-  <w:num w:numId="1" w16cid:durableId="13773885">
+  <w:num w:numId="1">
     <w:abstractNumId w:val="1"/>
   </w:num>
-  <w:num w:numId="2" w16cid:durableId="1429472008">
+  <w:num w:numId="2">
     <w:abstractNumId w:val="0"/>
   </w:num>
 </w:numbering>
